--- a/paper/to-submit/revision-round-2/supp-mat-08-06-2026.docx
+++ b/paper/to-submit/revision-round-2/supp-mat-08-06-2026.docx
@@ -3102,6 +3102,169 @@
         </w:rPr>
         <w:t>(B).</w:t>
       </w:r>
+    </w:p>
+    <w:p>
+      <w:pPr>
+        <w:rPr>
+          <w:rFonts w:ascii="Times New Roman" w:hAnsi="Times New Roman" w:cs="Times New Roman"/>
+        </w:rPr>
+      </w:pPr>
+      <w:r>
+        <w:rPr>
+          <w:rFonts w:ascii="Times New Roman" w:hAnsi="Times New Roman" w:cs="Times New Roman"/>
+        </w:rPr>
+        <w:br w:type="page"/>
+      </w:r>
+    </w:p>
+    <w:p>
+      <w:pPr>
+        <w:spacing w:before="120" w:after="0" w:line="480" w:lineRule="auto"/>
+        <w:rPr>
+          <w:rFonts w:ascii="Times New Roman" w:hAnsi="Times New Roman" w:cs="Times New Roman"/>
+          <w:b/>
+          <w:bCs/>
+        </w:rPr>
+      </w:pPr>
+      <w:r>
+        <w:rPr>
+          <w:rFonts w:ascii="Times New Roman" w:hAnsi="Times New Roman" w:cs="Times New Roman"/>
+          <w:b/>
+          <w:bCs/>
+        </w:rPr>
+        <w:lastRenderedPageBreak/>
+        <w:drawing>
+          <wp:inline distT="0" distB="0" distL="0" distR="0" wp14:anchorId="02A73055" wp14:editId="0067A5E0">
+            <wp:extent cx="5943600" cy="6315710"/>
+            <wp:effectExtent l="0" t="0" r="0" b="8890"/>
+            <wp:docPr id="1938034514" name="Picture 2"/>
+            <wp:cNvGraphicFramePr>
+              <a:graphicFrameLocks xmlns:a="http://schemas.openxmlformats.org/drawingml/2006/main" noChangeAspect="1"/>
+            </wp:cNvGraphicFramePr>
+            <a:graphic xmlns:a="http://schemas.openxmlformats.org/drawingml/2006/main">
+              <a:graphicData uri="http://schemas.openxmlformats.org/drawingml/2006/picture">
+                <pic:pic xmlns:pic="http://schemas.openxmlformats.org/drawingml/2006/picture">
+                  <pic:nvPicPr>
+                    <pic:cNvPr id="0" name="Picture 6"/>
+                    <pic:cNvPicPr>
+                      <a:picLocks noChangeAspect="1" noChangeArrowheads="1"/>
+                    </pic:cNvPicPr>
+                  </pic:nvPicPr>
+                  <pic:blipFill>
+                    <a:blip r:embed="rId12" cstate="print">
+                      <a:extLst>
+                        <a:ext uri="{28A0092B-C50C-407E-A947-70E740481C1C}">
+                          <a14:useLocalDpi xmlns:a14="http://schemas.microsoft.com/office/drawing/2010/main" val="0"/>
+                        </a:ext>
+                      </a:extLst>
+                    </a:blip>
+                    <a:srcRect/>
+                    <a:stretch>
+                      <a:fillRect/>
+                    </a:stretch>
+                  </pic:blipFill>
+                  <pic:spPr bwMode="auto">
+                    <a:xfrm>
+                      <a:off x="0" y="0"/>
+                      <a:ext cx="5943600" cy="6315710"/>
+                    </a:xfrm>
+                    <a:prstGeom prst="rect">
+                      <a:avLst/>
+                    </a:prstGeom>
+                    <a:noFill/>
+                    <a:ln>
+                      <a:noFill/>
+                    </a:ln>
+                  </pic:spPr>
+                </pic:pic>
+              </a:graphicData>
+            </a:graphic>
+          </wp:inline>
+        </w:drawing>
+      </w:r>
+    </w:p>
+    <w:p>
+      <w:pPr>
+        <w:spacing w:before="120" w:after="0" w:line="240" w:lineRule="auto"/>
+        <w:rPr>
+          <w:rFonts w:ascii="Times New Roman" w:hAnsi="Times New Roman" w:cs="Times New Roman"/>
+        </w:rPr>
+      </w:pPr>
+      <w:r>
+        <w:rPr>
+          <w:rFonts w:ascii="Times New Roman" w:hAnsi="Times New Roman" w:cs="Times New Roman"/>
+          <w:b/>
+          <w:bCs/>
+        </w:rPr>
+        <w:t>Figure 2.</w:t>
+      </w:r>
+      <w:r>
+        <w:rPr>
+          <w:rFonts w:ascii="Times New Roman" w:hAnsi="Times New Roman" w:cs="Times New Roman"/>
+        </w:rPr>
+        <w:t xml:space="preserve"> Geographical distribution of the relative effects of rising temperatures and adaptive genotypic and agronomic management strategies on changes in </w:t>
+      </w:r>
+      <w:r>
+        <w:rPr>
+          <w:rFonts w:ascii="Times New Roman" w:hAnsi="Times New Roman" w:cs="Times New Roman"/>
+        </w:rPr>
+        <w:t xml:space="preserve">different </w:t>
+      </w:r>
+      <w:r>
+        <w:rPr>
+          <w:rFonts w:ascii="Times New Roman" w:hAnsi="Times New Roman" w:cs="Times New Roman"/>
+        </w:rPr>
+        <w:t xml:space="preserve">soybean </w:t>
+      </w:r>
+      <w:r>
+        <w:rPr>
+          <w:rFonts w:ascii="Times New Roman" w:hAnsi="Times New Roman" w:cs="Times New Roman"/>
+        </w:rPr>
+        <w:t xml:space="preserve">phenological phases: (A) emergence to first flower, (B) first flower to beginning seed, (C) </w:t>
+      </w:r>
+      <w:r>
+        <w:rPr>
+          <w:rFonts w:ascii="Times New Roman" w:hAnsi="Times New Roman" w:cs="Times New Roman"/>
+        </w:rPr>
+        <w:t xml:space="preserve"> beginning seed</w:t>
+      </w:r>
+      <w:r>
+        <w:rPr>
+          <w:rFonts w:ascii="Times New Roman" w:hAnsi="Times New Roman" w:cs="Times New Roman"/>
+        </w:rPr>
+        <w:t xml:space="preserve"> to physiological maturity, and (D) emergence to physiological maturity</w:t>
+      </w:r>
+      <w:r>
+        <w:rPr>
+          <w:rFonts w:ascii="Times New Roman" w:hAnsi="Times New Roman" w:cs="Times New Roman"/>
+        </w:rPr>
+        <w:t xml:space="preserve"> across 4,651 soybean fields in the US Mid-South. Values per pixel are averages across 40 weather years. LM &amp; ES represent the combined effect of a late-maturing variety and early sowing.</w:t>
+      </w:r>
+      <w:r>
+        <w:rPr>
+          <w:rFonts w:ascii="Times New Roman" w:hAnsi="Times New Roman" w:cs="Times New Roman"/>
+        </w:rPr>
+        <w:t xml:space="preserve"> All adaptive scenarios were simulated under +2</w:t>
+      </w:r>
+      <w:r>
+        <w:rPr>
+          <w:rFonts w:ascii="Times New Roman" w:hAnsi="Times New Roman" w:cs="Times New Roman"/>
+        </w:rPr>
+        <w:t>°C</w:t>
+      </w:r>
+      <w:r>
+        <w:rPr>
+          <w:rFonts w:ascii="Times New Roman" w:hAnsi="Times New Roman" w:cs="Times New Roman"/>
+        </w:rPr>
+        <w:t xml:space="preserve">. </w:t>
+      </w:r>
+    </w:p>
+    <w:p>
+      <w:pPr>
+        <w:spacing w:before="120" w:after="0" w:line="240" w:lineRule="auto"/>
+        <w:rPr>
+          <w:rFonts w:ascii="Times New Roman" w:hAnsi="Times New Roman" w:cs="Times New Roman"/>
+        </w:rPr>
+      </w:pPr>
     </w:p>
     <w:p>
       <w:pPr>
@@ -4056,7 +4219,6 @@
   <w:style w:type="character" w:default="1" w:styleId="DefaultParagraphFont">
     <w:name w:val="Default Paragraph Font"/>
     <w:uiPriority w:val="1"/>
-    <w:semiHidden/>
     <w:unhideWhenUsed/>
   </w:style>
   <w:style w:type="table" w:default="1" w:styleId="TableNormal">
@@ -4780,6 +4942,7 @@
     <w:rsid w:val="00071998"/>
     <w:rsid w:val="000D142A"/>
     <w:rsid w:val="000D1D4F"/>
+    <w:rsid w:val="00122B50"/>
     <w:rsid w:val="00124B80"/>
     <w:rsid w:val="00146ED5"/>
     <w:rsid w:val="0015579D"/>
@@ -4818,6 +4981,7 @@
     <w:rsid w:val="009C5397"/>
     <w:rsid w:val="00A45193"/>
     <w:rsid w:val="00A562C8"/>
+    <w:rsid w:val="00A84AAA"/>
     <w:rsid w:val="00A91378"/>
     <w:rsid w:val="00AB1FB3"/>
     <w:rsid w:val="00AB3D21"/>

--- a/paper/to-submit/revision-round-2/supp-mat-08-06-2026.docx
+++ b/paper/to-submit/revision-round-2/supp-mat-08-06-2026.docx
@@ -3187,6 +3187,7 @@
         <w:spacing w:before="120" w:after="0" w:line="240" w:lineRule="auto"/>
         <w:rPr>
           <w:rFonts w:ascii="Times New Roman" w:hAnsi="Times New Roman" w:cs="Times New Roman"/>
+          <w:color w:val="0070C0"/>
         </w:rPr>
       </w:pPr>
       <w:r>
@@ -3194,68 +3195,76 @@
           <w:rFonts w:ascii="Times New Roman" w:hAnsi="Times New Roman" w:cs="Times New Roman"/>
           <w:b/>
           <w:bCs/>
-        </w:rPr>
-        <w:t>Figure 2.</w:t>
-      </w:r>
-      <w:r>
-        <w:rPr>
-          <w:rFonts w:ascii="Times New Roman" w:hAnsi="Times New Roman" w:cs="Times New Roman"/>
+          <w:color w:val="0070C0"/>
+        </w:rPr>
+        <w:t xml:space="preserve">Figure </w:t>
+      </w:r>
+      <w:r>
+        <w:rPr>
+          <w:rFonts w:ascii="Times New Roman" w:hAnsi="Times New Roman" w:cs="Times New Roman"/>
+          <w:b/>
+          <w:bCs/>
+          <w:color w:val="0070C0"/>
+        </w:rPr>
+        <w:t>S6</w:t>
+      </w:r>
+      <w:r>
+        <w:rPr>
+          <w:rFonts w:ascii="Times New Roman" w:hAnsi="Times New Roman" w:cs="Times New Roman"/>
+          <w:b/>
+          <w:bCs/>
+          <w:color w:val="0070C0"/>
+        </w:rPr>
+        <w:t>.</w:t>
+      </w:r>
+      <w:r>
+        <w:rPr>
+          <w:rFonts w:ascii="Times New Roman" w:hAnsi="Times New Roman" w:cs="Times New Roman"/>
+          <w:color w:val="0070C0"/>
         </w:rPr>
         <w:t xml:space="preserve"> Geographical distribution of the relative effects of rising temperatures and adaptive genotypic and agronomic management strategies on changes in </w:t>
       </w:r>
       <w:r>
         <w:rPr>
           <w:rFonts w:ascii="Times New Roman" w:hAnsi="Times New Roman" w:cs="Times New Roman"/>
+          <w:color w:val="0070C0"/>
         </w:rPr>
         <w:t xml:space="preserve">different </w:t>
       </w:r>
       <w:r>
         <w:rPr>
           <w:rFonts w:ascii="Times New Roman" w:hAnsi="Times New Roman" w:cs="Times New Roman"/>
+          <w:color w:val="0070C0"/>
         </w:rPr>
         <w:t xml:space="preserve">soybean </w:t>
       </w:r>
       <w:r>
         <w:rPr>
           <w:rFonts w:ascii="Times New Roman" w:hAnsi="Times New Roman" w:cs="Times New Roman"/>
+          <w:color w:val="0070C0"/>
         </w:rPr>
         <w:t xml:space="preserve">phenological phases: (A) emergence to first flower, (B) first flower to beginning seed, (C) </w:t>
       </w:r>
       <w:r>
         <w:rPr>
           <w:rFonts w:ascii="Times New Roman" w:hAnsi="Times New Roman" w:cs="Times New Roman"/>
+          <w:color w:val="0070C0"/>
         </w:rPr>
         <w:t xml:space="preserve"> beginning seed</w:t>
       </w:r>
       <w:r>
         <w:rPr>
           <w:rFonts w:ascii="Times New Roman" w:hAnsi="Times New Roman" w:cs="Times New Roman"/>
+          <w:color w:val="0070C0"/>
         </w:rPr>
         <w:t xml:space="preserve"> to physiological maturity, and (D) emergence to physiological maturity</w:t>
       </w:r>
       <w:r>
         <w:rPr>
           <w:rFonts w:ascii="Times New Roman" w:hAnsi="Times New Roman" w:cs="Times New Roman"/>
-        </w:rPr>
-        <w:t xml:space="preserve"> across 4,651 soybean fields in the US Mid-South. Values per pixel are averages across 40 weather years. LM &amp; ES represent the combined effect of a late-maturing variety and early sowing.</w:t>
-      </w:r>
-      <w:r>
-        <w:rPr>
-          <w:rFonts w:ascii="Times New Roman" w:hAnsi="Times New Roman" w:cs="Times New Roman"/>
-        </w:rPr>
-        <w:t xml:space="preserve"> All adaptive scenarios were simulated under +2</w:t>
-      </w:r>
-      <w:r>
-        <w:rPr>
-          <w:rFonts w:ascii="Times New Roman" w:hAnsi="Times New Roman" w:cs="Times New Roman"/>
-        </w:rPr>
-        <w:t>°C</w:t>
-      </w:r>
-      <w:r>
-        <w:rPr>
-          <w:rFonts w:ascii="Times New Roman" w:hAnsi="Times New Roman" w:cs="Times New Roman"/>
-        </w:rPr>
-        <w:t xml:space="preserve">. </w:t>
+          <w:color w:val="0070C0"/>
+        </w:rPr>
+        <w:t xml:space="preserve"> across 4,651 soybean fields in the US Mid-South. Values per pixel are averages across 40 weather years. LM &amp; ES represent the combined effect of a late-maturing variety and early sowing. All adaptive scenarios were simulated under +2°C. </w:t>
       </w:r>
     </w:p>
     <w:p>
@@ -4942,7 +4951,6 @@
     <w:rsid w:val="00071998"/>
     <w:rsid w:val="000D142A"/>
     <w:rsid w:val="000D1D4F"/>
-    <w:rsid w:val="00122B50"/>
     <w:rsid w:val="00124B80"/>
     <w:rsid w:val="00146ED5"/>
     <w:rsid w:val="0015579D"/>
@@ -4977,6 +4985,7 @@
     <w:rsid w:val="008A7BBA"/>
     <w:rsid w:val="009148D3"/>
     <w:rsid w:val="00917D7F"/>
+    <w:rsid w:val="009709BD"/>
     <w:rsid w:val="009868F3"/>
     <w:rsid w:val="009C5397"/>
     <w:rsid w:val="00A45193"/>

--- a/paper/to-submit/revision-round-2/supp-mat-08-06-2026.docx
+++ b/paper/to-submit/revision-round-2/supp-mat-08-06-2026.docx
@@ -937,13 +937,27 @@
           <w:rFonts w:ascii="Times New Roman" w:eastAsia="Arial" w:hAnsi="Times New Roman" w:cs="Times New Roman"/>
           <w:color w:val="000000" w:themeColor="text1"/>
         </w:rPr>
-        <w:t xml:space="preserve"> each maturity group (</w:t>
+        <w:t xml:space="preserve"> each maturity group</w:t>
       </w:r>
       <w:r>
         <w:rPr>
           <w:rFonts w:ascii="Times New Roman" w:eastAsia="Arial" w:hAnsi="Times New Roman" w:cs="Times New Roman"/>
           <w:color w:val="000000" w:themeColor="text1"/>
         </w:rPr>
+        <w:t xml:space="preserve"> studied</w:t>
+      </w:r>
+      <w:r>
+        <w:rPr>
+          <w:rFonts w:ascii="Times New Roman" w:eastAsia="Arial" w:hAnsi="Times New Roman" w:cs="Times New Roman"/>
+          <w:color w:val="000000" w:themeColor="text1"/>
+        </w:rPr>
+        <w:t xml:space="preserve"> (</w:t>
+      </w:r>
+      <w:r>
+        <w:rPr>
+          <w:rFonts w:ascii="Times New Roman" w:eastAsia="Arial" w:hAnsi="Times New Roman" w:cs="Times New Roman"/>
+          <w:color w:val="000000" w:themeColor="text1"/>
+        </w:rPr>
         <w:t>early</w:t>
       </w:r>
       <w:r>
@@ -958,14 +972,91 @@
           <w:rFonts w:ascii="Times New Roman" w:eastAsia="Arial" w:hAnsi="Times New Roman" w:cs="Times New Roman"/>
           <w:color w:val="000000" w:themeColor="text1"/>
         </w:rPr>
-        <w:t xml:space="preserve"> and </w:t>
-      </w:r>
-      <w:r>
-        <w:rPr>
-          <w:rFonts w:ascii="Times New Roman" w:eastAsia="Arial" w:hAnsi="Times New Roman" w:cs="Times New Roman"/>
-          <w:color w:val="000000" w:themeColor="text1"/>
-        </w:rPr>
-        <w:t>early 5</w:t>
+        <w:t xml:space="preserve">, </w:t>
+      </w:r>
+      <w:r>
+        <w:rPr>
+          <w:rFonts w:ascii="Times New Roman" w:hAnsi="Times New Roman" w:cs="Times New Roman"/>
+          <w:color w:val="000000"/>
+        </w:rPr>
+        <w:t xml:space="preserve">consisting of cultivars with </w:t>
+      </w:r>
+      <w:r>
+        <w:rPr>
+          <w:rFonts w:ascii="Times New Roman" w:hAnsi="Times New Roman" w:cs="Times New Roman"/>
+          <w:color w:val="000000"/>
+        </w:rPr>
+        <w:t>relative MG 4.0 to 4.4</w:t>
+      </w:r>
+      <w:r>
+        <w:rPr>
+          <w:rFonts w:ascii="Times New Roman" w:hAnsi="Times New Roman" w:cs="Times New Roman"/>
+          <w:color w:val="000000"/>
+        </w:rPr>
+        <w:t>,</w:t>
+      </w:r>
+      <w:r>
+        <w:rPr>
+          <w:rFonts w:ascii="Times New Roman" w:hAnsi="Times New Roman" w:cs="Times New Roman"/>
+          <w:color w:val="000000"/>
+        </w:rPr>
+        <w:t xml:space="preserve"> and an early MG 5</w:t>
+      </w:r>
+      <w:r>
+        <w:rPr>
+          <w:rFonts w:ascii="Times New Roman" w:hAnsi="Times New Roman" w:cs="Times New Roman"/>
+          <w:color w:val="000000"/>
+        </w:rPr>
+        <w:t xml:space="preserve">, consisting of </w:t>
+      </w:r>
+      <w:r>
+        <w:rPr>
+          <w:rFonts w:ascii="Times New Roman" w:hAnsi="Times New Roman" w:cs="Times New Roman"/>
+          <w:color w:val="000000"/>
+        </w:rPr>
+        <w:t>cultivar</w:t>
+      </w:r>
+      <w:r>
+        <w:rPr>
+          <w:rFonts w:ascii="Times New Roman" w:hAnsi="Times New Roman" w:cs="Times New Roman"/>
+          <w:color w:val="000000"/>
+        </w:rPr>
+        <w:t xml:space="preserve">s </w:t>
+      </w:r>
+      <w:r>
+        <w:rPr>
+          <w:rFonts w:ascii="Times New Roman" w:hAnsi="Times New Roman" w:cs="Times New Roman"/>
+          <w:color w:val="000000"/>
+        </w:rPr>
+        <w:t xml:space="preserve">with relative MG </w:t>
+      </w:r>
+      <w:r>
+        <w:rPr>
+          <w:rFonts w:ascii="Times New Roman" w:hAnsi="Times New Roman" w:cs="Times New Roman"/>
+          <w:color w:val="000000"/>
+        </w:rPr>
+        <w:t>5</w:t>
+      </w:r>
+      <w:r>
+        <w:rPr>
+          <w:rFonts w:ascii="Times New Roman" w:hAnsi="Times New Roman" w:cs="Times New Roman"/>
+          <w:color w:val="000000"/>
+        </w:rPr>
+        <w:t xml:space="preserve">.0 to </w:t>
+      </w:r>
+      <w:r>
+        <w:rPr>
+          <w:rFonts w:ascii="Times New Roman" w:hAnsi="Times New Roman" w:cs="Times New Roman"/>
+          <w:color w:val="000000"/>
+        </w:rPr>
+        <w:t>5</w:t>
+      </w:r>
+      <w:r>
+        <w:rPr>
+          <w:rFonts w:ascii="Times New Roman" w:hAnsi="Times New Roman" w:cs="Times New Roman"/>
+          <w:color w:val="000000"/>
+        </w:rPr>
+        <w:t>.4</w:t>
       </w:r>
       <w:r>
         <w:rPr>
@@ -1375,7 +1466,7 @@
           <w:sz w:val="24"/>
           <w:szCs w:val="24"/>
         </w:rPr>
-        <w:t xml:space="preserve">specific default and optimized APSIM parameter values targeted in the optimization of early and late maturity groups 4 and 5 cultivars. </w:t>
+        <w:t xml:space="preserve">specific default and optimized APSIM parameter values targeted in the optimization of maturity groups 4 and 5 cultivars. </w:t>
       </w:r>
     </w:p>
     <w:tbl>
@@ -3130,6 +3221,7 @@
           <w:rFonts w:ascii="Times New Roman" w:hAnsi="Times New Roman" w:cs="Times New Roman"/>
           <w:b/>
           <w:bCs/>
+          <w:noProof/>
         </w:rPr>
         <w:lastRenderedPageBreak/>
         <w:drawing>
@@ -3222,49 +3314,7 @@
           <w:rFonts w:ascii="Times New Roman" w:hAnsi="Times New Roman" w:cs="Times New Roman"/>
           <w:color w:val="0070C0"/>
         </w:rPr>
-        <w:t xml:space="preserve"> Geographical distribution of the relative effects of rising temperatures and adaptive genotypic and agronomic management strategies on changes in </w:t>
-      </w:r>
-      <w:r>
-        <w:rPr>
-          <w:rFonts w:ascii="Times New Roman" w:hAnsi="Times New Roman" w:cs="Times New Roman"/>
-          <w:color w:val="0070C0"/>
-        </w:rPr>
-        <w:t xml:space="preserve">different </w:t>
-      </w:r>
-      <w:r>
-        <w:rPr>
-          <w:rFonts w:ascii="Times New Roman" w:hAnsi="Times New Roman" w:cs="Times New Roman"/>
-          <w:color w:val="0070C0"/>
-        </w:rPr>
-        <w:t xml:space="preserve">soybean </w:t>
-      </w:r>
-      <w:r>
-        <w:rPr>
-          <w:rFonts w:ascii="Times New Roman" w:hAnsi="Times New Roman" w:cs="Times New Roman"/>
-          <w:color w:val="0070C0"/>
-        </w:rPr>
-        <w:t xml:space="preserve">phenological phases: (A) emergence to first flower, (B) first flower to beginning seed, (C) </w:t>
-      </w:r>
-      <w:r>
-        <w:rPr>
-          <w:rFonts w:ascii="Times New Roman" w:hAnsi="Times New Roman" w:cs="Times New Roman"/>
-          <w:color w:val="0070C0"/>
-        </w:rPr>
-        <w:t xml:space="preserve"> beginning seed</w:t>
-      </w:r>
-      <w:r>
-        <w:rPr>
-          <w:rFonts w:ascii="Times New Roman" w:hAnsi="Times New Roman" w:cs="Times New Roman"/>
-          <w:color w:val="0070C0"/>
-        </w:rPr>
-        <w:t xml:space="preserve"> to physiological maturity, and (D) emergence to physiological maturity</w:t>
-      </w:r>
-      <w:r>
-        <w:rPr>
-          <w:rFonts w:ascii="Times New Roman" w:hAnsi="Times New Roman" w:cs="Times New Roman"/>
-          <w:color w:val="0070C0"/>
-        </w:rPr>
-        <w:t xml:space="preserve"> across 4,651 soybean fields in the US Mid-South. Values per pixel are averages across 40 weather years. LM &amp; ES represent the combined effect of a late-maturing variety and early sowing. All adaptive scenarios were simulated under +2°C. </w:t>
+        <w:t xml:space="preserve"> Geographical distribution of the relative effects of rising temperatures and adaptive genotypic and agronomic management strategies on changes in different soybean phenological phases: (A) emergence to first flower, (B) first flower to beginning seed, (C)  beginning seed to physiological maturity, and (D) emergence to physiological maturity across 4,651 soybean fields in the US Mid-South. Values per pixel are averages across 40 weather years. LM &amp; ES represent the combined effect of a late-maturing variety and early sowing. All adaptive scenarios were simulated under +2°C. </w:t>
       </w:r>
     </w:p>
     <w:p>
@@ -4228,6 +4278,7 @@
   <w:style w:type="character" w:default="1" w:styleId="DefaultParagraphFont">
     <w:name w:val="Default Paragraph Font"/>
     <w:uiPriority w:val="1"/>
+    <w:semiHidden/>
     <w:unhideWhenUsed/>
   </w:style>
   <w:style w:type="table" w:default="1" w:styleId="TableNormal">
@@ -4952,6 +5003,7 @@
     <w:rsid w:val="000D142A"/>
     <w:rsid w:val="000D1D4F"/>
     <w:rsid w:val="00124B80"/>
+    <w:rsid w:val="00127863"/>
     <w:rsid w:val="00146ED5"/>
     <w:rsid w:val="0015579D"/>
     <w:rsid w:val="00175256"/>
@@ -4995,6 +5047,7 @@
     <w:rsid w:val="00AB1FB3"/>
     <w:rsid w:val="00AB3D21"/>
     <w:rsid w:val="00B104B2"/>
+    <w:rsid w:val="00B44043"/>
     <w:rsid w:val="00B82DAF"/>
     <w:rsid w:val="00D0416C"/>
     <w:rsid w:val="00D418A5"/>
